--- a/TODO/SORO MADE Garments Final Version/ADE Polyscope Viewer Development V3.docx
+++ b/TODO/SORO MADE Garments Final Version/ADE Polyscope Viewer Development V3.docx
@@ -7,15 +7,7 @@
         <w:pStyle w:val="Title"/>
       </w:pPr>
       <w:r>
-        <w:t xml:space="preserve">ADE </w:t>
-      </w:r>
-      <w:proofErr w:type="spellStart"/>
-      <w:r>
-        <w:t>Polyscope</w:t>
-      </w:r>
-      <w:proofErr w:type="spellEnd"/>
-      <w:r>
-        <w:t xml:space="preserve"> Viewer </w:t>
+        <w:t xml:space="preserve">ADE Polyscope Viewer </w:t>
       </w:r>
       <w:commentRangeStart w:id="0"/>
       <w:r>
@@ -1015,7 +1007,6 @@
           <w:p>
             <w:pPr>
               <w:rPr>
-                <w:rFonts w:hint="eastAsia"/>
                 <w:lang w:eastAsia="zh-CN"/>
               </w:rPr>
             </w:pPr>
@@ -1028,7 +1019,6 @@
           <w:p>
             <w:pPr>
               <w:rPr>
-                <w:rFonts w:hint="eastAsia"/>
                 <w:lang w:eastAsia="zh-CN"/>
               </w:rPr>
             </w:pPr>
@@ -1055,7 +1045,6 @@
           <w:p>
             <w:pPr>
               <w:rPr>
-                <w:rFonts w:hint="eastAsia"/>
                 <w:lang w:eastAsia="zh-CN"/>
               </w:rPr>
             </w:pPr>
@@ -1080,7 +1069,6 @@
           <w:p>
             <w:pPr>
               <w:rPr>
-                <w:rFonts w:hint="eastAsia"/>
                 <w:lang w:eastAsia="zh-CN"/>
               </w:rPr>
             </w:pPr>
@@ -1100,7 +1088,6 @@
           <w:p>
             <w:pPr>
               <w:rPr>
-                <w:rFonts w:hint="eastAsia"/>
                 <w:lang w:eastAsia="zh-CN"/>
               </w:rPr>
             </w:pPr>
@@ -1120,7 +1107,6 @@
           <w:p>
             <w:pPr>
               <w:rPr>
-                <w:rFonts w:hint="eastAsia"/>
                 <w:lang w:eastAsia="zh-CN"/>
               </w:rPr>
             </w:pPr>
@@ -1136,21 +1122,7 @@
                 <w:rFonts w:hint="eastAsia"/>
                 <w:lang w:eastAsia="zh-CN"/>
               </w:rPr>
-              <w:t xml:space="preserve">Front Left, </w:t>
-            </w:r>
-            <w:r>
-              <w:rPr>
-                <w:rFonts w:hint="eastAsia"/>
-                <w:lang w:eastAsia="zh-CN"/>
-              </w:rPr>
-              <w:t xml:space="preserve">Neck Front </w:t>
-            </w:r>
-            <w:r>
-              <w:rPr>
-                <w:rFonts w:hint="eastAsia"/>
-                <w:lang w:eastAsia="zh-CN"/>
-              </w:rPr>
-              <w:t>Right</w:t>
+              <w:t>Front Left, Neck Front Right</w:t>
             </w:r>
           </w:p>
         </w:tc>
@@ -1167,7 +1139,6 @@
           <w:p>
             <w:pPr>
               <w:rPr>
-                <w:rFonts w:hint="eastAsia"/>
                 <w:lang w:eastAsia="zh-CN"/>
               </w:rPr>
             </w:pPr>
@@ -1187,7 +1158,6 @@
           <w:p>
             <w:pPr>
               <w:rPr>
-                <w:rFonts w:hint="eastAsia"/>
                 <w:lang w:eastAsia="zh-CN"/>
               </w:rPr>
             </w:pPr>
@@ -1242,7 +1212,6 @@
           <w:p>
             <w:pPr>
               <w:rPr>
-                <w:rFonts w:hint="eastAsia"/>
                 <w:lang w:eastAsia="zh-CN"/>
               </w:rPr>
             </w:pPr>
@@ -1251,35 +1220,7 @@
                 <w:rFonts w:hint="eastAsia"/>
                 <w:lang w:eastAsia="zh-CN"/>
               </w:rPr>
-              <w:t xml:space="preserve">Neck </w:t>
-            </w:r>
-            <w:r>
-              <w:rPr>
-                <w:rFonts w:hint="eastAsia"/>
-                <w:lang w:eastAsia="zh-CN"/>
-              </w:rPr>
-              <w:t>Back</w:t>
-            </w:r>
-            <w:r>
-              <w:rPr>
-                <w:rFonts w:hint="eastAsia"/>
-                <w:lang w:eastAsia="zh-CN"/>
-              </w:rPr>
-              <w:t xml:space="preserve"> Left, Neck </w:t>
-            </w:r>
-            <w:r>
-              <w:rPr>
-                <w:rFonts w:hint="eastAsia"/>
-                <w:lang w:eastAsia="zh-CN"/>
-              </w:rPr>
-              <w:t>Back</w:t>
-            </w:r>
-            <w:r>
-              <w:rPr>
-                <w:rFonts w:hint="eastAsia"/>
-                <w:lang w:eastAsia="zh-CN"/>
-              </w:rPr>
-              <w:t xml:space="preserve"> Right</w:t>
+              <w:t>Neck Back Left, Neck Back Right</w:t>
             </w:r>
           </w:p>
         </w:tc>
@@ -1502,23 +1443,7 @@
           <w:color w:val="C00000"/>
           <w:lang w:eastAsia="zh-CN"/>
         </w:rPr>
-        <w:t xml:space="preserve"> for anchoring it </w:t>
-      </w:r>
-      <w:r>
-        <w:rPr>
-          <w:rFonts w:hint="eastAsia"/>
-          <w:color w:val="C00000"/>
-          <w:lang w:eastAsia="zh-CN"/>
-        </w:rPr>
-        <w:t>at neck surface</w:t>
-      </w:r>
-      <w:r>
-        <w:rPr>
-          <w:rFonts w:hint="eastAsia"/>
-          <w:color w:val="C00000"/>
-          <w:lang w:eastAsia="zh-CN"/>
-        </w:rPr>
-        <w:t>?</w:t>
+        <w:t xml:space="preserve"> for anchoring it at neck surface?</w:t>
       </w:r>
       <w:r>
         <w:rPr>
@@ -1560,24 +1485,50 @@
           <w:color w:val="C00000"/>
           <w:lang w:eastAsia="zh-CN"/>
         </w:rPr>
-        <w:t xml:space="preserve">Neck Front </w:t>
-      </w:r>
-      <w:r>
-        <w:rPr>
-          <w:rFonts w:hint="eastAsia"/>
-          <w:b/>
-          <w:bCs/>
-          <w:color w:val="C00000"/>
-          <w:lang w:eastAsia="zh-CN"/>
-        </w:rPr>
-        <w:t>Right</w:t>
-      </w:r>
-      <w:r>
-        <w:rPr>
-          <w:rFonts w:hint="eastAsia"/>
-          <w:b/>
-          <w:bCs/>
-          <w:color w:val="C00000"/>
+        <w:t xml:space="preserve">Neck Front Right </w:t>
+      </w:r>
+      <w:r>
+        <w:rPr>
+          <w:rFonts w:hint="eastAsia"/>
+          <w:color w:val="000000" w:themeColor="text1"/>
+          <w:lang w:eastAsia="zh-CN"/>
+        </w:rPr>
+        <w:t xml:space="preserve">(Plane1: </w:t>
+      </w:r>
+      <w:r>
+        <w:rPr>
+          <w:color w:val="000000" w:themeColor="text1"/>
+          <w:lang w:eastAsia="zh-CN"/>
+        </w:rPr>
+        <w:t>Coronal</w:t>
+      </w:r>
+      <w:r>
+        <w:rPr>
+          <w:rFonts w:hint="eastAsia"/>
+          <w:color w:val="000000" w:themeColor="text1"/>
+          <w:lang w:eastAsia="zh-CN"/>
+        </w:rPr>
+        <w:t xml:space="preserve"> Plane across the </w:t>
+      </w:r>
+      <w:r>
+        <w:rPr>
+          <w:rFonts w:hint="eastAsia"/>
+          <w:color w:val="074F6A" w:themeColor="accent4" w:themeShade="80"/>
+          <w:lang w:eastAsia="zh-CN"/>
+        </w:rPr>
+        <w:t xml:space="preserve">Neck Front; </w:t>
+      </w:r>
+      <w:r>
+        <w:rPr>
+          <w:rFonts w:hint="eastAsia"/>
+          <w:lang w:eastAsia="zh-CN"/>
+        </w:rPr>
+        <w:t>Plane 2: The Plane vertical with</w:t>
+      </w:r>
+      <w:r>
+        <w:rPr>
+          <w:rFonts w:hint="eastAsia"/>
+          <w:color w:val="074F6A" w:themeColor="accent4" w:themeShade="80"/>
           <w:lang w:eastAsia="zh-CN"/>
         </w:rPr>
         <w:t xml:space="preserve"> </w:t>
@@ -1585,25 +1536,16 @@
       <w:r>
         <w:rPr>
           <w:rFonts w:hint="eastAsia"/>
-          <w:color w:val="000000" w:themeColor="text1"/>
-          <w:lang w:eastAsia="zh-CN"/>
-        </w:rPr>
-        <w:t xml:space="preserve">(Plane1: </w:t>
-      </w:r>
-      <w:r>
-        <w:rPr>
-          <w:color w:val="000000" w:themeColor="text1"/>
-          <w:lang w:eastAsia="zh-CN"/>
-        </w:rPr>
-        <w:t>Coronal</w:t>
-      </w:r>
-      <w:r>
-        <w:rPr>
-          <w:rFonts w:hint="eastAsia"/>
-          <w:color w:val="000000" w:themeColor="text1"/>
-          <w:lang w:eastAsia="zh-CN"/>
-        </w:rPr>
-        <w:t xml:space="preserve"> Plane across the </w:t>
+          <w:lang w:eastAsia="zh-CN"/>
+        </w:rPr>
+        <w:t>ground</w:t>
+      </w:r>
+      <w:r>
+        <w:rPr>
+          <w:rFonts w:hint="eastAsia"/>
+          <w:lang w:eastAsia="zh-CN"/>
+        </w:rPr>
+        <w:t xml:space="preserve"> and go through the </w:t>
       </w:r>
       <w:r>
         <w:rPr>
@@ -1611,60 +1553,7 @@
           <w:color w:val="074F6A" w:themeColor="accent4" w:themeShade="80"/>
           <w:lang w:eastAsia="zh-CN"/>
         </w:rPr>
-        <w:t xml:space="preserve">Neck Front; </w:t>
-      </w:r>
-      <w:r>
-        <w:rPr>
-          <w:rFonts w:hint="eastAsia"/>
-          <w:lang w:eastAsia="zh-CN"/>
-        </w:rPr>
-        <w:t>Plane 2: The Plane vertical with</w:t>
-      </w:r>
-      <w:r>
-        <w:rPr>
-          <w:rFonts w:hint="eastAsia"/>
-          <w:color w:val="074F6A" w:themeColor="accent4" w:themeShade="80"/>
-          <w:lang w:eastAsia="zh-CN"/>
-        </w:rPr>
-        <w:t xml:space="preserve"> </w:t>
-      </w:r>
-      <w:r>
-        <w:rPr>
-          <w:rFonts w:hint="eastAsia"/>
-          <w:lang w:eastAsia="zh-CN"/>
-        </w:rPr>
-        <w:t>ground</w:t>
-      </w:r>
-      <w:r>
-        <w:rPr>
-          <w:rFonts w:hint="eastAsia"/>
-          <w:lang w:eastAsia="zh-CN"/>
-        </w:rPr>
-        <w:t xml:space="preserve"> and go through the </w:t>
-      </w:r>
-      <w:r>
-        <w:rPr>
-          <w:rFonts w:hint="eastAsia"/>
-          <w:color w:val="074F6A" w:themeColor="accent4" w:themeShade="80"/>
-          <w:lang w:eastAsia="zh-CN"/>
-        </w:rPr>
-        <w:t xml:space="preserve">Neck </w:t>
-      </w:r>
-      <w:r>
-        <w:rPr>
-          <w:rFonts w:hint="eastAsia"/>
-          <w:color w:val="074F6A" w:themeColor="accent4" w:themeShade="80"/>
-          <w:lang w:eastAsia="zh-CN"/>
-        </w:rPr>
-        <w:t>Right</w:t>
-      </w:r>
-      <w:r>
-        <w:rPr>
-          <w:rFonts w:hint="eastAsia"/>
-          <w:color w:val="074F6A" w:themeColor="accent4" w:themeShade="80"/>
-          <w:lang w:eastAsia="zh-CN"/>
-        </w:rPr>
-        <w:t xml:space="preserve"> </w:t>
+        <w:t xml:space="preserve">Neck Right </w:t>
       </w:r>
       <w:r>
         <w:rPr>
@@ -1746,27 +1635,7 @@
           <w:color w:val="C00000"/>
           <w:lang w:eastAsia="zh-CN"/>
         </w:rPr>
-        <w:t xml:space="preserve">Neck </w:t>
-      </w:r>
-      <w:r>
-        <w:rPr>
-          <w:rFonts w:hint="eastAsia"/>
-          <w:b/>
-          <w:bCs/>
-          <w:color w:val="C00000"/>
-          <w:lang w:eastAsia="zh-CN"/>
-        </w:rPr>
-        <w:t>Back</w:t>
-      </w:r>
-      <w:r>
-        <w:rPr>
-          <w:rFonts w:hint="eastAsia"/>
-          <w:b/>
-          <w:bCs/>
-          <w:color w:val="C00000"/>
-          <w:lang w:eastAsia="zh-CN"/>
-        </w:rPr>
-        <w:t xml:space="preserve"> Left </w:t>
+        <w:t xml:space="preserve">Neck Back Left </w:t>
       </w:r>
       <w:r>
         <w:rPr>
@@ -1797,7 +1666,14 @@
           <w:color w:val="074F6A" w:themeColor="accent4" w:themeShade="80"/>
           <w:lang w:eastAsia="zh-CN"/>
         </w:rPr>
-        <w:t xml:space="preserve">Neck </w:t>
+        <w:t xml:space="preserve">Neck Back; </w:t>
+      </w:r>
+      <w:r>
+        <w:rPr>
+          <w:rFonts w:hint="eastAsia"/>
+          <w:lang w:eastAsia="zh-CN"/>
+        </w:rPr>
+        <w:t>Plane 2: The Plane vertical with</w:t>
       </w:r>
       <w:r>
         <w:rPr>
@@ -1805,7 +1681,21 @@
           <w:color w:val="074F6A" w:themeColor="accent4" w:themeShade="80"/>
           <w:lang w:eastAsia="zh-CN"/>
         </w:rPr>
-        <w:t>Back</w:t>
+        <w:t xml:space="preserve"> </w:t>
+      </w:r>
+      <w:r>
+        <w:rPr>
+          <w:rFonts w:hint="eastAsia"/>
+          <w:lang w:eastAsia="zh-CN"/>
+        </w:rPr>
+        <w:t>ground</w:t>
+      </w:r>
+      <w:r>
+        <w:rPr>
+          <w:rFonts w:hint="eastAsia"/>
+          <w:lang w:eastAsia="zh-CN"/>
+        </w:rPr>
+        <w:t xml:space="preserve"> and go through the </w:t>
       </w:r>
       <w:r>
         <w:rPr>
@@ -1813,43 +1703,6 @@
           <w:color w:val="074F6A" w:themeColor="accent4" w:themeShade="80"/>
           <w:lang w:eastAsia="zh-CN"/>
         </w:rPr>
-        <w:t xml:space="preserve">; </w:t>
-      </w:r>
-      <w:r>
-        <w:rPr>
-          <w:rFonts w:hint="eastAsia"/>
-          <w:lang w:eastAsia="zh-CN"/>
-        </w:rPr>
-        <w:t>Plane 2: The Plane vertical with</w:t>
-      </w:r>
-      <w:r>
-        <w:rPr>
-          <w:rFonts w:hint="eastAsia"/>
-          <w:color w:val="074F6A" w:themeColor="accent4" w:themeShade="80"/>
-          <w:lang w:eastAsia="zh-CN"/>
-        </w:rPr>
-        <w:t xml:space="preserve"> </w:t>
-      </w:r>
-      <w:r>
-        <w:rPr>
-          <w:rFonts w:hint="eastAsia"/>
-          <w:lang w:eastAsia="zh-CN"/>
-        </w:rPr>
-        <w:t>ground</w:t>
-      </w:r>
-      <w:r>
-        <w:rPr>
-          <w:rFonts w:hint="eastAsia"/>
-          <w:lang w:eastAsia="zh-CN"/>
-        </w:rPr>
-        <w:t xml:space="preserve"> and go through the </w:t>
-      </w:r>
-      <w:r>
-        <w:rPr>
-          <w:rFonts w:hint="eastAsia"/>
-          <w:color w:val="074F6A" w:themeColor="accent4" w:themeShade="80"/>
-          <w:lang w:eastAsia="zh-CN"/>
-        </w:rPr>
         <w:t xml:space="preserve">Neck Left </w:t>
       </w:r>
       <w:r>
@@ -1865,15 +1718,7 @@
           <w:color w:val="000000" w:themeColor="text1"/>
           <w:lang w:eastAsia="zh-CN"/>
         </w:rPr>
-        <w:t xml:space="preserve"> vertical with</w:t>
-      </w:r>
-      <w:r>
-        <w:rPr>
-          <w:rFonts w:hint="eastAsia"/>
-          <w:color w:val="000000" w:themeColor="text1"/>
-          <w:lang w:eastAsia="zh-CN"/>
-        </w:rPr>
-        <w:t xml:space="preserve"> Pl</w:t>
+        <w:t xml:space="preserve"> vertical with Pl</w:t>
       </w:r>
       <w:r>
         <w:rPr>
@@ -2015,23 +1860,7 @@
           <w:color w:val="074F6A" w:themeColor="accent4" w:themeShade="80"/>
           <w:lang w:eastAsia="zh-CN"/>
         </w:rPr>
-        <w:t xml:space="preserve">Neck </w:t>
-      </w:r>
-      <w:r>
-        <w:rPr>
-          <w:rFonts w:hint="eastAsia"/>
-          <w:color w:val="074F6A" w:themeColor="accent4" w:themeShade="80"/>
-          <w:lang w:eastAsia="zh-CN"/>
-        </w:rPr>
-        <w:t>Right</w:t>
-      </w:r>
-      <w:r>
-        <w:rPr>
-          <w:rFonts w:hint="eastAsia"/>
-          <w:color w:val="074F6A" w:themeColor="accent4" w:themeShade="80"/>
-          <w:lang w:eastAsia="zh-CN"/>
-        </w:rPr>
-        <w:t xml:space="preserve"> </w:t>
+        <w:t xml:space="preserve">Neck Right </w:t>
       </w:r>
       <w:r>
         <w:rPr>
@@ -2292,23 +2121,7 @@
           <w:rFonts w:hint="eastAsia"/>
           <w:lang w:eastAsia="zh-CN"/>
         </w:rPr>
-        <w:t xml:space="preserve">should plane1 and 3 </w:t>
-      </w:r>
-      <w:proofErr w:type="gramStart"/>
-      <w:r>
-        <w:rPr>
-          <w:rFonts w:hint="eastAsia"/>
-          <w:lang w:eastAsia="zh-CN"/>
-        </w:rPr>
-        <w:t>vertical</w:t>
-      </w:r>
-      <w:proofErr w:type="gramEnd"/>
-      <w:r>
-        <w:rPr>
-          <w:rFonts w:hint="eastAsia"/>
-          <w:lang w:eastAsia="zh-CN"/>
-        </w:rPr>
-        <w:t xml:space="preserve"> with the </w:t>
+        <w:t xml:space="preserve">should plane1 and 3 vertical with the </w:t>
       </w:r>
       <w:r>
         <w:rPr>
@@ -2488,7 +2301,6 @@
           <w:p>
             <w:pPr>
               <w:rPr>
-                <w:rFonts w:hint="eastAsia"/>
                 <w:lang w:eastAsia="zh-CN"/>
               </w:rPr>
             </w:pPr>
@@ -2501,7 +2313,6 @@
           <w:p>
             <w:pPr>
               <w:rPr>
-                <w:rFonts w:hint="eastAsia"/>
                 <w:lang w:eastAsia="zh-CN"/>
               </w:rPr>
             </w:pPr>
@@ -2528,7 +2339,6 @@
           <w:p>
             <w:pPr>
               <w:rPr>
-                <w:rFonts w:hint="eastAsia"/>
                 <w:lang w:eastAsia="zh-CN"/>
               </w:rPr>
             </w:pPr>
@@ -2553,7 +2363,6 @@
           <w:p>
             <w:pPr>
               <w:rPr>
-                <w:rFonts w:hint="eastAsia"/>
                 <w:lang w:eastAsia="zh-CN"/>
               </w:rPr>
             </w:pPr>
@@ -2587,7 +2396,6 @@
           <w:p>
             <w:pPr>
               <w:rPr>
-                <w:rFonts w:hint="eastAsia"/>
                 <w:lang w:eastAsia="zh-CN"/>
               </w:rPr>
             </w:pPr>
@@ -2628,7 +2436,6 @@
           <w:p>
             <w:pPr>
               <w:rPr>
-                <w:rFonts w:hint="eastAsia"/>
                 <w:lang w:eastAsia="zh-CN"/>
               </w:rPr>
             </w:pPr>
@@ -2658,21 +2465,7 @@
                 <w:rFonts w:hint="eastAsia"/>
                 <w:lang w:eastAsia="zh-CN"/>
               </w:rPr>
-              <w:t xml:space="preserve"> </w:t>
-            </w:r>
-            <w:r>
-              <w:rPr>
-                <w:rFonts w:hint="eastAsia"/>
-                <w:lang w:eastAsia="zh-CN"/>
-              </w:rPr>
-              <w:t xml:space="preserve">Waist Dart Back </w:t>
-            </w:r>
-            <w:r>
-              <w:rPr>
-                <w:rFonts w:hint="eastAsia"/>
-                <w:lang w:eastAsia="zh-CN"/>
-              </w:rPr>
-              <w:t>Right</w:t>
+              <w:t xml:space="preserve"> Waist Dart Back Right</w:t>
             </w:r>
           </w:p>
         </w:tc>
@@ -2689,7 +2482,6 @@
           <w:p>
             <w:pPr>
               <w:rPr>
-                <w:rFonts w:hint="eastAsia"/>
                 <w:lang w:eastAsia="zh-CN"/>
               </w:rPr>
             </w:pPr>
@@ -2717,28 +2509,7 @@
                 <w:rFonts w:hint="eastAsia"/>
                 <w:lang w:eastAsia="zh-CN"/>
               </w:rPr>
-              <w:t>Bust</w:t>
-            </w:r>
-            <w:r>
-              <w:rPr>
-                <w:rFonts w:hint="eastAsia"/>
-                <w:lang w:eastAsia="zh-CN"/>
-              </w:rPr>
-              <w:t xml:space="preserve"> Front, </w:t>
-            </w:r>
-            <w:r>
-              <w:rPr>
-                <w:rFonts w:hint="eastAsia"/>
-                <w:lang w:eastAsia="zh-CN"/>
-              </w:rPr>
-              <w:t>Bust</w:t>
-            </w:r>
-            <w:r>
-              <w:rPr>
-                <w:rFonts w:hint="eastAsia"/>
-                <w:lang w:eastAsia="zh-CN"/>
-              </w:rPr>
-              <w:t xml:space="preserve"> Back</w:t>
+              <w:t>Bust Front, Bust Back</w:t>
             </w:r>
           </w:p>
           <w:p>
@@ -2752,41 +2523,12 @@
                 <w:rFonts w:hint="eastAsia"/>
                 <w:lang w:eastAsia="zh-CN"/>
               </w:rPr>
-              <w:t xml:space="preserve">Bust </w:t>
-            </w:r>
-            <w:r>
-              <w:rPr>
-                <w:rFonts w:hint="eastAsia"/>
-                <w:lang w:eastAsia="zh-CN"/>
-              </w:rPr>
-              <w:t xml:space="preserve">Right, </w:t>
-            </w:r>
-            <w:r>
-              <w:rPr>
-                <w:rFonts w:hint="eastAsia"/>
-                <w:lang w:eastAsia="zh-CN"/>
-              </w:rPr>
-              <w:t>Bust</w:t>
-            </w:r>
-            <w:r>
-              <w:rPr>
-                <w:rFonts w:hint="eastAsia"/>
-                <w:lang w:eastAsia="zh-CN"/>
-              </w:rPr>
-              <w:t xml:space="preserve"> Right</w:t>
-            </w:r>
-            <w:r>
-              <w:rPr>
-                <w:rFonts w:hint="eastAsia"/>
-                <w:lang w:eastAsia="zh-CN"/>
-              </w:rPr>
-              <w:t>,</w:t>
+              <w:t>Bust Right, Bust Right,</w:t>
             </w:r>
           </w:p>
           <w:p>
             <w:pPr>
               <w:rPr>
-                <w:rFonts w:hint="eastAsia"/>
                 <w:lang w:eastAsia="zh-CN"/>
               </w:rPr>
             </w:pPr>
@@ -2841,7 +2583,6 @@
           <w:p>
             <w:pPr>
               <w:rPr>
-                <w:rFonts w:hint="eastAsia"/>
                 <w:lang w:eastAsia="zh-CN"/>
               </w:rPr>
             </w:pPr>
@@ -4486,6 +4227,229 @@
     </w:p>
     <w:p>
       <w:pPr>
+        <w:spacing w:line="276" w:lineRule="auto"/>
+        <w:jc w:val="both"/>
+        <w:rPr>
+          <w:rStyle w:val="cf01"/>
+          <w:rFonts w:eastAsiaTheme="majorEastAsia"/>
+          <w:sz w:val="22"/>
+          <w:szCs w:val="22"/>
+          <w:u w:val="single"/>
+        </w:rPr>
+      </w:pPr>
+    </w:p>
+    <w:p>
+      <w:pPr>
+        <w:pStyle w:val="ListParagraph"/>
+        <w:spacing w:line="276" w:lineRule="auto"/>
+        <w:ind w:left="1080" w:hanging="360"/>
+        <w:jc w:val="both"/>
+        <w:rPr>
+          <w:rStyle w:val="cf01"/>
+          <w:rFonts w:eastAsiaTheme="majorEastAsia"/>
+          <w:sz w:val="22"/>
+          <w:szCs w:val="22"/>
+        </w:rPr>
+      </w:pPr>
+      <w:r>
+        <w:rPr>
+          <w:rStyle w:val="cf01"/>
+          <w:rFonts w:eastAsiaTheme="majorEastAsia"/>
+          <w:sz w:val="22"/>
+          <w:szCs w:val="22"/>
+        </w:rPr>
+        <w:t>c.</w:t>
+      </w:r>
+      <w:r>
+        <w:rPr>
+          <w:rStyle w:val="cf01"/>
+          <w:rFonts w:eastAsiaTheme="majorEastAsia"/>
+          <w:sz w:val="22"/>
+          <w:szCs w:val="22"/>
+        </w:rPr>
+        <w:tab/>
+      </w:r>
+      <w:bookmarkStart w:id="1" w:name="OLE_LINK3"/>
+      <w:r>
+        <w:rPr>
+          <w:rStyle w:val="cf01"/>
+          <w:rFonts w:eastAsiaTheme="majorEastAsia"/>
+          <w:sz w:val="22"/>
+          <w:szCs w:val="22"/>
+        </w:rPr>
+        <w:t xml:space="preserve">For anchoring </w:t>
+      </w:r>
+      <w:bookmarkStart w:id="2" w:name="OLE_LINK2"/>
+      <w:r>
+        <w:rPr>
+          <w:rStyle w:val="cf01"/>
+          <w:rFonts w:eastAsiaTheme="majorEastAsia"/>
+          <w:b/>
+          <w:bCs/>
+          <w:color w:val="EE0000"/>
+          <w:sz w:val="22"/>
+          <w:szCs w:val="22"/>
+        </w:rPr>
+        <w:t>Waist Dart Upper Back Left</w:t>
+      </w:r>
+      <w:bookmarkEnd w:id="2"/>
+      <w:r>
+        <w:rPr>
+          <w:rStyle w:val="cf01"/>
+          <w:rFonts w:eastAsiaTheme="majorEastAsia" w:hint="eastAsia"/>
+          <w:b/>
+          <w:bCs/>
+          <w:color w:val="EE0000"/>
+          <w:sz w:val="22"/>
+          <w:szCs w:val="22"/>
+          <w:lang w:eastAsia="zh-CN"/>
+        </w:rPr>
+        <w:t xml:space="preserve"> </w:t>
+      </w:r>
+      <w:bookmarkStart w:id="3" w:name="OLE_LINK4"/>
+      <w:r>
+        <w:rPr>
+          <w:rStyle w:val="cf01"/>
+          <w:rFonts w:eastAsiaTheme="majorEastAsia" w:hint="eastAsia"/>
+          <w:b/>
+          <w:bCs/>
+          <w:color w:val="EE0000"/>
+          <w:sz w:val="22"/>
+          <w:szCs w:val="22"/>
+          <w:lang w:eastAsia="zh-CN"/>
+        </w:rPr>
+        <w:t>(bust level)</w:t>
+      </w:r>
+      <w:r>
+        <w:rPr>
+          <w:rStyle w:val="cf01"/>
+          <w:rFonts w:eastAsiaTheme="majorEastAsia"/>
+          <w:sz w:val="22"/>
+          <w:szCs w:val="22"/>
+        </w:rPr>
+        <w:t xml:space="preserve">, </w:t>
+      </w:r>
+      <w:bookmarkEnd w:id="3"/>
+      <w:r>
+        <w:rPr>
+          <w:rStyle w:val="cf01"/>
+          <w:rFonts w:eastAsiaTheme="majorEastAsia"/>
+          <w:sz w:val="22"/>
+          <w:szCs w:val="22"/>
+        </w:rPr>
+        <w:t xml:space="preserve">the Arc length from </w:t>
+      </w:r>
+      <w:r>
+        <w:rPr>
+          <w:rStyle w:val="cf01"/>
+          <w:rFonts w:eastAsiaTheme="majorEastAsia"/>
+          <w:color w:val="156082" w:themeColor="accent1"/>
+          <w:sz w:val="22"/>
+          <w:szCs w:val="22"/>
+        </w:rPr>
+        <w:t xml:space="preserve">Bust Back </w:t>
+      </w:r>
+      <w:r>
+        <w:rPr>
+          <w:rStyle w:val="cf01"/>
+          <w:rFonts w:eastAsiaTheme="majorEastAsia"/>
+          <w:sz w:val="22"/>
+          <w:szCs w:val="22"/>
+        </w:rPr>
+        <w:t xml:space="preserve">to </w:t>
+      </w:r>
+      <w:r>
+        <w:rPr>
+          <w:rStyle w:val="cf01"/>
+          <w:rFonts w:eastAsiaTheme="majorEastAsia"/>
+          <w:color w:val="156082" w:themeColor="accent1"/>
+          <w:sz w:val="22"/>
+          <w:szCs w:val="22"/>
+        </w:rPr>
+        <w:t>Waist Dart Upper Back Left</w:t>
+      </w:r>
+      <w:r>
+        <w:rPr>
+          <w:rStyle w:val="cf01"/>
+          <w:rFonts w:eastAsiaTheme="majorEastAsia"/>
+          <w:sz w:val="22"/>
+          <w:szCs w:val="22"/>
+        </w:rPr>
+        <w:t xml:space="preserve"> at </w:t>
+      </w:r>
+      <w:r>
+        <w:rPr>
+          <w:rStyle w:val="cf01"/>
+          <w:rFonts w:eastAsiaTheme="majorEastAsia"/>
+          <w:color w:val="156082" w:themeColor="accent1"/>
+          <w:sz w:val="22"/>
+          <w:szCs w:val="22"/>
+        </w:rPr>
+        <w:t>Bust circumference slice</w:t>
+      </w:r>
+      <w:r>
+        <w:rPr>
+          <w:rStyle w:val="cf01"/>
+          <w:rFonts w:eastAsiaTheme="majorEastAsia"/>
+          <w:sz w:val="22"/>
+          <w:szCs w:val="22"/>
+        </w:rPr>
+        <w:t xml:space="preserve"> always requires = 50%* </w:t>
+      </w:r>
+      <w:r>
+        <w:rPr>
+          <w:rStyle w:val="cf01"/>
+          <w:rFonts w:eastAsiaTheme="majorEastAsia"/>
+          <w:color w:val="156082" w:themeColor="accent1"/>
+          <w:sz w:val="22"/>
+          <w:szCs w:val="22"/>
+        </w:rPr>
+        <w:t xml:space="preserve">Bust Back </w:t>
+      </w:r>
+      <w:r>
+        <w:rPr>
+          <w:rStyle w:val="cf01"/>
+          <w:rFonts w:eastAsiaTheme="majorEastAsia"/>
+          <w:sz w:val="22"/>
+          <w:szCs w:val="22"/>
+        </w:rPr>
+        <w:t xml:space="preserve">to </w:t>
+      </w:r>
+      <w:r>
+        <w:rPr>
+          <w:rStyle w:val="cf01"/>
+          <w:rFonts w:eastAsiaTheme="majorEastAsia"/>
+          <w:color w:val="156082" w:themeColor="accent1"/>
+          <w:sz w:val="22"/>
+          <w:szCs w:val="22"/>
+        </w:rPr>
+        <w:t>Bust Left,</w:t>
+      </w:r>
+      <w:r>
+        <w:rPr>
+          <w:rStyle w:val="cf01"/>
+          <w:rFonts w:eastAsiaTheme="majorEastAsia"/>
+          <w:sz w:val="22"/>
+          <w:szCs w:val="22"/>
+        </w:rPr>
+        <w:t xml:space="preserve"> across different bodies.</w:t>
+      </w:r>
+    </w:p>
+    <w:p>
+      <w:pPr>
+        <w:pStyle w:val="ListParagraph"/>
+        <w:spacing w:line="276" w:lineRule="auto"/>
+        <w:jc w:val="both"/>
+        <w:rPr>
+          <w:rStyle w:val="cf01"/>
+          <w:rFonts w:eastAsiaTheme="majorEastAsia"/>
+          <w:sz w:val="22"/>
+          <w:szCs w:val="22"/>
+        </w:rPr>
+      </w:pPr>
+    </w:p>
+    <w:p>
+      <w:pPr>
         <w:pStyle w:val="ListParagraph"/>
         <w:spacing w:line="276" w:lineRule="auto"/>
         <w:ind w:left="1080"/>
@@ -4495,6 +4459,178 @@
           <w:rFonts w:eastAsiaTheme="majorEastAsia"/>
           <w:sz w:val="22"/>
           <w:szCs w:val="22"/>
+        </w:rPr>
+      </w:pPr>
+      <w:r>
+        <w:rPr>
+          <w:rStyle w:val="cf01"/>
+          <w:rFonts w:eastAsiaTheme="majorEastAsia"/>
+          <w:sz w:val="22"/>
+          <w:szCs w:val="22"/>
+        </w:rPr>
+        <w:t xml:space="preserve">For anchoring </w:t>
+      </w:r>
+      <w:r>
+        <w:rPr>
+          <w:rStyle w:val="cf01"/>
+          <w:rFonts w:eastAsiaTheme="majorEastAsia"/>
+          <w:b/>
+          <w:bCs/>
+          <w:color w:val="EE0000"/>
+          <w:sz w:val="22"/>
+          <w:szCs w:val="22"/>
+        </w:rPr>
+        <w:t>Waist Dart Upper Back Right</w:t>
+      </w:r>
+      <w:r>
+        <w:rPr>
+          <w:rStyle w:val="cf01"/>
+          <w:rFonts w:eastAsiaTheme="majorEastAsia" w:hint="eastAsia"/>
+          <w:b/>
+          <w:bCs/>
+          <w:color w:val="EE0000"/>
+          <w:sz w:val="22"/>
+          <w:szCs w:val="22"/>
+          <w:lang w:eastAsia="zh-CN"/>
+        </w:rPr>
+        <w:t xml:space="preserve"> </w:t>
+      </w:r>
+      <w:r>
+        <w:rPr>
+          <w:rStyle w:val="cf01"/>
+          <w:rFonts w:eastAsiaTheme="majorEastAsia" w:hint="eastAsia"/>
+          <w:b/>
+          <w:bCs/>
+          <w:color w:val="EE0000"/>
+          <w:sz w:val="22"/>
+          <w:szCs w:val="22"/>
+          <w:lang w:eastAsia="zh-CN"/>
+        </w:rPr>
+        <w:t>(bust level)</w:t>
+      </w:r>
+      <w:r>
+        <w:rPr>
+          <w:rStyle w:val="cf01"/>
+          <w:rFonts w:eastAsiaTheme="majorEastAsia"/>
+          <w:sz w:val="22"/>
+          <w:szCs w:val="22"/>
+        </w:rPr>
+        <w:t>,</w:t>
+      </w:r>
+      <w:r>
+        <w:rPr>
+          <w:rStyle w:val="cf01"/>
+          <w:rFonts w:eastAsiaTheme="majorEastAsia"/>
+          <w:sz w:val="22"/>
+          <w:szCs w:val="22"/>
+        </w:rPr>
+        <w:t xml:space="preserve">, the Arc length from </w:t>
+      </w:r>
+      <w:r>
+        <w:rPr>
+          <w:rStyle w:val="cf01"/>
+          <w:rFonts w:eastAsiaTheme="majorEastAsia"/>
+          <w:color w:val="156082" w:themeColor="accent1"/>
+          <w:sz w:val="22"/>
+          <w:szCs w:val="22"/>
+        </w:rPr>
+        <w:t xml:space="preserve">Bust Back </w:t>
+      </w:r>
+      <w:r>
+        <w:rPr>
+          <w:rStyle w:val="cf01"/>
+          <w:rFonts w:eastAsiaTheme="majorEastAsia"/>
+          <w:sz w:val="22"/>
+          <w:szCs w:val="22"/>
+        </w:rPr>
+        <w:t xml:space="preserve">to </w:t>
+      </w:r>
+      <w:r>
+        <w:rPr>
+          <w:rStyle w:val="cf01"/>
+          <w:rFonts w:eastAsiaTheme="majorEastAsia"/>
+          <w:color w:val="156082" w:themeColor="accent1"/>
+          <w:sz w:val="22"/>
+          <w:szCs w:val="22"/>
+        </w:rPr>
+        <w:t>Waist Dart Upper Back Right</w:t>
+      </w:r>
+      <w:r>
+        <w:rPr>
+          <w:rStyle w:val="cf01"/>
+          <w:rFonts w:eastAsiaTheme="majorEastAsia"/>
+          <w:sz w:val="22"/>
+          <w:szCs w:val="22"/>
+        </w:rPr>
+        <w:t xml:space="preserve"> at </w:t>
+      </w:r>
+      <w:r>
+        <w:rPr>
+          <w:rStyle w:val="cf01"/>
+          <w:rFonts w:eastAsiaTheme="majorEastAsia"/>
+          <w:color w:val="156082" w:themeColor="accent1"/>
+          <w:sz w:val="22"/>
+          <w:szCs w:val="22"/>
+        </w:rPr>
+        <w:t xml:space="preserve">bust circumference slice </w:t>
+      </w:r>
+      <w:r>
+        <w:rPr>
+          <w:rStyle w:val="cf01"/>
+          <w:rFonts w:eastAsiaTheme="majorEastAsia"/>
+          <w:sz w:val="22"/>
+          <w:szCs w:val="22"/>
+        </w:rPr>
+        <w:t xml:space="preserve">always requires= 50%* </w:t>
+      </w:r>
+      <w:r>
+        <w:rPr>
+          <w:rStyle w:val="cf01"/>
+          <w:rFonts w:eastAsiaTheme="majorEastAsia"/>
+          <w:color w:val="156082" w:themeColor="accent1"/>
+          <w:sz w:val="22"/>
+          <w:szCs w:val="22"/>
+        </w:rPr>
+        <w:t xml:space="preserve">Bust Back </w:t>
+      </w:r>
+      <w:r>
+        <w:rPr>
+          <w:rStyle w:val="cf01"/>
+          <w:rFonts w:eastAsiaTheme="majorEastAsia"/>
+          <w:sz w:val="22"/>
+          <w:szCs w:val="22"/>
+        </w:rPr>
+        <w:t xml:space="preserve">to </w:t>
+      </w:r>
+      <w:r>
+        <w:rPr>
+          <w:rStyle w:val="cf01"/>
+          <w:rFonts w:eastAsiaTheme="majorEastAsia"/>
+          <w:color w:val="156082" w:themeColor="accent1"/>
+          <w:sz w:val="22"/>
+          <w:szCs w:val="22"/>
+        </w:rPr>
+        <w:t xml:space="preserve">Bust Right, </w:t>
+      </w:r>
+      <w:r>
+        <w:rPr>
+          <w:rStyle w:val="cf01"/>
+          <w:rFonts w:eastAsiaTheme="majorEastAsia"/>
+          <w:sz w:val="22"/>
+          <w:szCs w:val="22"/>
+        </w:rPr>
+        <w:t>across different bodies.</w:t>
+      </w:r>
+    </w:p>
+    <w:bookmarkEnd w:id="1"/>
+    <w:p>
+      <w:pPr>
+        <w:pStyle w:val="ListParagraph"/>
+        <w:spacing w:line="276" w:lineRule="auto"/>
+        <w:ind w:left="1080"/>
+        <w:jc w:val="both"/>
+        <w:rPr>
+          <w:rFonts w:ascii="Segoe UI" w:eastAsiaTheme="majorEastAsia" w:hAnsi="Segoe UI" w:cs="Segoe UI"/>
         </w:rPr>
       </w:pPr>
     </w:p>
@@ -4507,763 +4643,36 @@
         </w:numPr>
         <w:spacing w:line="276" w:lineRule="auto"/>
         <w:jc w:val="both"/>
-        <w:rPr>
-          <w:rStyle w:val="cf01"/>
-          <w:rFonts w:asciiTheme="minorHAnsi" w:hAnsiTheme="minorHAnsi" w:cstheme="minorBidi"/>
-          <w:sz w:val="22"/>
-          <w:szCs w:val="22"/>
-        </w:rPr>
-      </w:pPr>
-      <w:r>
-        <w:rPr>
-          <w:rStyle w:val="cf01"/>
-          <w:rFonts w:eastAsiaTheme="majorEastAsia"/>
-          <w:sz w:val="22"/>
-          <w:szCs w:val="22"/>
-        </w:rPr>
-        <w:t xml:space="preserve">For anchoring </w:t>
-      </w:r>
-      <w:r>
-        <w:rPr>
-          <w:rStyle w:val="cf01"/>
-          <w:rFonts w:eastAsiaTheme="majorEastAsia" w:hint="eastAsia"/>
-          <w:b/>
-          <w:bCs/>
+      </w:pPr>
+      <w:r>
+        <w:t xml:space="preserve">Provide </w:t>
+      </w:r>
+      <w:r>
+        <w:rPr>
+          <w:b/>
+          <w:bCs/>
+        </w:rPr>
+        <w:t>XY</w:t>
+      </w:r>
+      <w:r>
+        <w:rPr>
+          <w:b/>
+          <w:bCs/>
+        </w:rPr>
+        <w:t>Z</w:t>
+      </w:r>
+      <w:r>
+        <w:t xml:space="preserve"> Value of the four </w:t>
+      </w:r>
+      <w:r>
+        <w:rPr>
           <w:color w:val="C00000"/>
-          <w:sz w:val="22"/>
-          <w:szCs w:val="22"/>
-          <w:lang w:eastAsia="zh-CN"/>
-        </w:rPr>
-        <w:t>Waist</w:t>
-      </w:r>
-      <w:r>
-        <w:rPr>
-          <w:rStyle w:val="cf01"/>
-          <w:rFonts w:eastAsiaTheme="majorEastAsia"/>
-          <w:b/>
-          <w:bCs/>
-          <w:color w:val="C00000"/>
-          <w:sz w:val="22"/>
-          <w:szCs w:val="22"/>
-        </w:rPr>
-        <w:t xml:space="preserve"> Dart </w:t>
-      </w:r>
-      <w:r>
-        <w:rPr>
-          <w:rStyle w:val="cf01"/>
-          <w:rFonts w:eastAsiaTheme="majorEastAsia" w:hint="eastAsia"/>
-          <w:b/>
-          <w:bCs/>
-          <w:color w:val="C00000"/>
-          <w:sz w:val="22"/>
-          <w:szCs w:val="22"/>
-          <w:lang w:eastAsia="zh-CN"/>
-        </w:rPr>
-        <w:t xml:space="preserve">Upper </w:t>
-      </w:r>
-      <w:r>
-        <w:rPr>
-          <w:rStyle w:val="cf01"/>
-          <w:rFonts w:eastAsiaTheme="majorEastAsia"/>
-          <w:b/>
-          <w:bCs/>
-          <w:color w:val="C00000"/>
-          <w:sz w:val="22"/>
-          <w:szCs w:val="22"/>
-        </w:rPr>
-        <w:t>Back Left</w:t>
-      </w:r>
-      <w:r>
-        <w:rPr>
-          <w:rStyle w:val="cf01"/>
-          <w:rFonts w:eastAsiaTheme="majorEastAsia"/>
-          <w:sz w:val="22"/>
-          <w:szCs w:val="22"/>
-        </w:rPr>
-        <w:t>, t</w:t>
-      </w:r>
-      <w:r>
-        <w:rPr>
-          <w:rStyle w:val="cf01"/>
-          <w:rFonts w:eastAsiaTheme="majorEastAsia"/>
-          <w:sz w:val="22"/>
-          <w:szCs w:val="22"/>
-        </w:rPr>
-        <w:t xml:space="preserve">he </w:t>
-      </w:r>
-      <w:r>
-        <w:rPr>
-          <w:rStyle w:val="cf01"/>
-          <w:rFonts w:eastAsiaTheme="majorEastAsia"/>
-          <w:i/>
-          <w:iCs/>
-          <w:sz w:val="22"/>
-          <w:szCs w:val="22"/>
-        </w:rPr>
-        <w:t xml:space="preserve">Arc length from </w:t>
-      </w:r>
-      <w:r>
-        <w:rPr>
-          <w:rStyle w:val="cf01"/>
-          <w:rFonts w:eastAsiaTheme="majorEastAsia" w:hint="eastAsia"/>
-          <w:i/>
-          <w:iCs/>
-          <w:color w:val="156082" w:themeColor="accent1"/>
-          <w:sz w:val="22"/>
-          <w:szCs w:val="22"/>
-          <w:lang w:eastAsia="zh-CN"/>
-        </w:rPr>
-        <w:t>Bust</w:t>
-      </w:r>
-      <w:r>
-        <w:rPr>
-          <w:rStyle w:val="cf01"/>
-          <w:rFonts w:eastAsiaTheme="majorEastAsia"/>
-          <w:i/>
-          <w:iCs/>
-          <w:color w:val="156082" w:themeColor="accent1"/>
-          <w:sz w:val="22"/>
-          <w:szCs w:val="22"/>
-        </w:rPr>
-        <w:t xml:space="preserve"> Back </w:t>
-      </w:r>
-      <w:r>
-        <w:rPr>
-          <w:rStyle w:val="cf01"/>
-          <w:rFonts w:eastAsiaTheme="majorEastAsia"/>
-          <w:i/>
-          <w:iCs/>
-          <w:sz w:val="22"/>
-          <w:szCs w:val="22"/>
-        </w:rPr>
-        <w:t xml:space="preserve">to </w:t>
-      </w:r>
-      <w:r>
-        <w:rPr>
-          <w:rStyle w:val="cf01"/>
-          <w:rFonts w:eastAsiaTheme="majorEastAsia" w:hint="eastAsia"/>
-          <w:i/>
-          <w:iCs/>
-          <w:color w:val="C00000"/>
-          <w:sz w:val="22"/>
-          <w:szCs w:val="22"/>
-          <w:lang w:eastAsia="zh-CN"/>
-        </w:rPr>
-        <w:t>Bust</w:t>
-      </w:r>
-      <w:r>
-        <w:rPr>
-          <w:rStyle w:val="cf01"/>
-          <w:rFonts w:eastAsiaTheme="majorEastAsia"/>
-          <w:i/>
-          <w:iCs/>
-          <w:color w:val="C00000"/>
-          <w:sz w:val="22"/>
-          <w:szCs w:val="22"/>
-        </w:rPr>
-        <w:t xml:space="preserve"> Dart Back Left</w:t>
-      </w:r>
-      <w:r>
-        <w:rPr>
-          <w:rStyle w:val="cf01"/>
-          <w:rFonts w:eastAsiaTheme="majorEastAsia"/>
-          <w:sz w:val="22"/>
-          <w:szCs w:val="22"/>
-        </w:rPr>
-        <w:t xml:space="preserve"> </w:t>
-      </w:r>
-      <w:r>
-        <w:rPr>
-          <w:rStyle w:val="cf01"/>
-          <w:rFonts w:eastAsiaTheme="majorEastAsia" w:hint="eastAsia"/>
-          <w:i/>
-          <w:iCs/>
-          <w:color w:val="C00000"/>
-          <w:sz w:val="22"/>
-          <w:szCs w:val="22"/>
-          <w:vertAlign w:val="subscript"/>
-          <w:lang w:eastAsia="zh-CN"/>
-        </w:rPr>
-        <w:t>bust level</w:t>
-      </w:r>
-      <w:r>
-        <w:rPr>
-          <w:rStyle w:val="cf01"/>
-          <w:rFonts w:eastAsiaTheme="majorEastAsia"/>
-          <w:sz w:val="22"/>
-          <w:szCs w:val="22"/>
-        </w:rPr>
-        <w:t xml:space="preserve"> </w:t>
-      </w:r>
-      <w:r>
-        <w:rPr>
-          <w:rStyle w:val="cf01"/>
-          <w:rFonts w:eastAsiaTheme="majorEastAsia"/>
-          <w:sz w:val="22"/>
-          <w:szCs w:val="22"/>
-        </w:rPr>
-        <w:t xml:space="preserve">at </w:t>
-      </w:r>
-      <w:r>
-        <w:rPr>
-          <w:rStyle w:val="cf01"/>
-          <w:rFonts w:eastAsiaTheme="majorEastAsia" w:hint="eastAsia"/>
-          <w:sz w:val="22"/>
-          <w:szCs w:val="22"/>
-          <w:lang w:eastAsia="zh-CN"/>
-        </w:rPr>
-        <w:t>Bust</w:t>
-      </w:r>
-      <w:r>
-        <w:rPr>
-          <w:rStyle w:val="cf01"/>
-          <w:rFonts w:eastAsiaTheme="majorEastAsia"/>
-          <w:sz w:val="22"/>
-          <w:szCs w:val="22"/>
-        </w:rPr>
-        <w:t xml:space="preserve"> circumference slice </w:t>
-      </w:r>
-      <w:r>
-        <w:rPr>
-          <w:rStyle w:val="cf01"/>
-          <w:rFonts w:eastAsiaTheme="majorEastAsia"/>
-          <w:sz w:val="22"/>
-          <w:szCs w:val="22"/>
-        </w:rPr>
-        <w:t>always require</w:t>
-      </w:r>
-      <w:r>
-        <w:rPr>
-          <w:rStyle w:val="cf01"/>
-          <w:rFonts w:eastAsiaTheme="majorEastAsia"/>
-          <w:sz w:val="22"/>
-          <w:szCs w:val="22"/>
-        </w:rPr>
-        <w:t>s</w:t>
-      </w:r>
-      <w:r>
-        <w:rPr>
-          <w:rStyle w:val="cf01"/>
-          <w:rFonts w:eastAsiaTheme="majorEastAsia"/>
-          <w:sz w:val="22"/>
-          <w:szCs w:val="22"/>
-        </w:rPr>
-        <w:t xml:space="preserve"> </w:t>
-      </w:r>
-      <w:r>
-        <w:rPr>
-          <w:rStyle w:val="cf01"/>
-          <w:rFonts w:eastAsiaTheme="majorEastAsia"/>
-          <w:sz w:val="22"/>
-          <w:szCs w:val="22"/>
-        </w:rPr>
-        <w:t>=</w:t>
-      </w:r>
-      <w:r>
-        <w:rPr>
-          <w:rStyle w:val="cf01"/>
-          <w:rFonts w:eastAsiaTheme="majorEastAsia"/>
-          <w:sz w:val="22"/>
-          <w:szCs w:val="22"/>
-        </w:rPr>
-        <w:t xml:space="preserve"> </w:t>
-      </w:r>
-      <w:r>
-        <w:rPr>
-          <w:rStyle w:val="cf01"/>
-          <w:rFonts w:eastAsiaTheme="majorEastAsia"/>
-          <w:sz w:val="22"/>
-          <w:szCs w:val="22"/>
-        </w:rPr>
-        <w:t xml:space="preserve">50%* </w:t>
-      </w:r>
-      <w:r>
-        <w:rPr>
-          <w:rStyle w:val="cf01"/>
-          <w:rFonts w:eastAsiaTheme="majorEastAsia" w:hint="eastAsia"/>
-          <w:color w:val="156082" w:themeColor="accent1"/>
-          <w:sz w:val="22"/>
-          <w:szCs w:val="22"/>
-          <w:lang w:eastAsia="zh-CN"/>
-        </w:rPr>
-        <w:t>Bust</w:t>
-      </w:r>
-      <w:r>
-        <w:rPr>
-          <w:rStyle w:val="cf01"/>
-          <w:rFonts w:eastAsiaTheme="majorEastAsia"/>
-          <w:color w:val="156082" w:themeColor="accent1"/>
-          <w:sz w:val="22"/>
-          <w:szCs w:val="22"/>
-        </w:rPr>
-        <w:t xml:space="preserve"> Back </w:t>
-      </w:r>
-      <w:r>
-        <w:rPr>
-          <w:rStyle w:val="cf01"/>
-          <w:rFonts w:eastAsiaTheme="majorEastAsia"/>
-          <w:sz w:val="22"/>
-          <w:szCs w:val="22"/>
-        </w:rPr>
-        <w:t xml:space="preserve">to </w:t>
-      </w:r>
-      <w:r>
-        <w:rPr>
-          <w:rStyle w:val="cf01"/>
-          <w:rFonts w:eastAsiaTheme="majorEastAsia" w:hint="eastAsia"/>
-          <w:color w:val="156082" w:themeColor="accent1"/>
-          <w:sz w:val="22"/>
-          <w:szCs w:val="22"/>
-          <w:lang w:eastAsia="zh-CN"/>
-        </w:rPr>
-        <w:t>Bust</w:t>
-      </w:r>
-      <w:r>
-        <w:rPr>
-          <w:rStyle w:val="cf01"/>
-          <w:rFonts w:eastAsiaTheme="majorEastAsia"/>
-          <w:color w:val="156082" w:themeColor="accent1"/>
-          <w:sz w:val="22"/>
-          <w:szCs w:val="22"/>
-        </w:rPr>
-        <w:t xml:space="preserve"> Left</w:t>
-      </w:r>
-      <w:r>
-        <w:rPr>
-          <w:rStyle w:val="cf01"/>
-          <w:rFonts w:eastAsiaTheme="majorEastAsia"/>
-          <w:sz w:val="22"/>
-          <w:szCs w:val="22"/>
-        </w:rPr>
-        <w:t>, across different bod</w:t>
-      </w:r>
-      <w:r>
-        <w:rPr>
-          <w:rStyle w:val="cf01"/>
-          <w:rFonts w:eastAsiaTheme="majorEastAsia"/>
-          <w:sz w:val="22"/>
-          <w:szCs w:val="22"/>
-        </w:rPr>
-        <w:t>ies.</w:t>
-      </w:r>
-    </w:p>
-    <w:p>
-      <w:pPr>
-        <w:pStyle w:val="ListParagraph"/>
-        <w:spacing w:line="276" w:lineRule="auto"/>
-        <w:ind w:left="1080"/>
-        <w:jc w:val="both"/>
-        <w:rPr>
-          <w:rStyle w:val="cf01"/>
-          <w:rFonts w:asciiTheme="minorHAnsi" w:hAnsiTheme="minorHAnsi" w:cstheme="minorBidi"/>
-          <w:sz w:val="22"/>
-          <w:szCs w:val="22"/>
-        </w:rPr>
-      </w:pPr>
-    </w:p>
-    <w:p>
-      <w:pPr>
-        <w:pStyle w:val="ListParagraph"/>
-        <w:spacing w:line="276" w:lineRule="auto"/>
-        <w:ind w:left="1080"/>
-        <w:jc w:val="both"/>
-        <w:rPr>
-          <w:rStyle w:val="cf01"/>
-          <w:rFonts w:eastAsiaTheme="majorEastAsia"/>
-          <w:sz w:val="22"/>
-          <w:szCs w:val="22"/>
-        </w:rPr>
-      </w:pPr>
-      <w:r>
-        <w:rPr>
-          <w:rStyle w:val="cf01"/>
-          <w:rFonts w:eastAsiaTheme="majorEastAsia"/>
-          <w:sz w:val="22"/>
-          <w:szCs w:val="22"/>
-        </w:rPr>
-        <w:t xml:space="preserve">For anchoring </w:t>
-      </w:r>
-      <w:r>
-        <w:rPr>
-          <w:rStyle w:val="cf01"/>
-          <w:rFonts w:eastAsiaTheme="majorEastAsia" w:hint="eastAsia"/>
-          <w:b/>
-          <w:bCs/>
-          <w:color w:val="C00000"/>
-          <w:sz w:val="22"/>
-          <w:szCs w:val="22"/>
-          <w:lang w:eastAsia="zh-CN"/>
-        </w:rPr>
-        <w:t>Waist</w:t>
-      </w:r>
-      <w:r>
-        <w:rPr>
-          <w:rStyle w:val="cf01"/>
-          <w:rFonts w:eastAsiaTheme="majorEastAsia"/>
-          <w:b/>
-          <w:bCs/>
-          <w:color w:val="C00000"/>
-          <w:sz w:val="22"/>
-          <w:szCs w:val="22"/>
-        </w:rPr>
-        <w:t xml:space="preserve"> Dart </w:t>
-      </w:r>
-      <w:r>
-        <w:rPr>
-          <w:rStyle w:val="cf01"/>
-          <w:rFonts w:eastAsiaTheme="majorEastAsia" w:hint="eastAsia"/>
-          <w:b/>
-          <w:bCs/>
-          <w:color w:val="C00000"/>
-          <w:sz w:val="22"/>
-          <w:szCs w:val="22"/>
-          <w:lang w:eastAsia="zh-CN"/>
-        </w:rPr>
-        <w:t xml:space="preserve">Upper </w:t>
-      </w:r>
-      <w:r>
-        <w:rPr>
-          <w:rStyle w:val="cf01"/>
-          <w:rFonts w:eastAsiaTheme="majorEastAsia"/>
-          <w:b/>
-          <w:bCs/>
-          <w:color w:val="C00000"/>
-          <w:sz w:val="22"/>
-          <w:szCs w:val="22"/>
-        </w:rPr>
-        <w:t xml:space="preserve">Back </w:t>
-      </w:r>
-      <w:r>
-        <w:rPr>
-          <w:rStyle w:val="cf01"/>
-          <w:rFonts w:eastAsiaTheme="majorEastAsia"/>
-          <w:b/>
-          <w:bCs/>
-          <w:color w:val="C00000"/>
-          <w:sz w:val="22"/>
-          <w:szCs w:val="22"/>
-        </w:rPr>
-        <w:t>Right</w:t>
-      </w:r>
-      <w:r>
-        <w:rPr>
-          <w:rStyle w:val="cf01"/>
-          <w:rFonts w:eastAsiaTheme="majorEastAsia" w:hint="eastAsia"/>
-          <w:b/>
-          <w:bCs/>
-          <w:color w:val="C00000"/>
-          <w:sz w:val="22"/>
-          <w:szCs w:val="22"/>
-          <w:lang w:eastAsia="zh-CN"/>
-        </w:rPr>
-        <w:t xml:space="preserve"> </w:t>
-      </w:r>
-      <w:r>
-        <w:rPr>
-          <w:rStyle w:val="cf01"/>
-          <w:rFonts w:eastAsiaTheme="majorEastAsia" w:hint="eastAsia"/>
-          <w:b/>
-          <w:bCs/>
-          <w:color w:val="C00000"/>
-          <w:sz w:val="22"/>
-          <w:szCs w:val="22"/>
-          <w:vertAlign w:val="subscript"/>
-          <w:lang w:eastAsia="zh-CN"/>
-        </w:rPr>
-        <w:t>at Bust Level</w:t>
-      </w:r>
-      <w:r>
-        <w:rPr>
-          <w:rStyle w:val="cf01"/>
-          <w:rFonts w:eastAsiaTheme="majorEastAsia"/>
-          <w:sz w:val="22"/>
-          <w:szCs w:val="22"/>
-        </w:rPr>
-        <w:t>, t</w:t>
-      </w:r>
-      <w:r>
-        <w:rPr>
-          <w:rStyle w:val="cf01"/>
-          <w:rFonts w:eastAsiaTheme="majorEastAsia"/>
-          <w:sz w:val="22"/>
-          <w:szCs w:val="22"/>
-        </w:rPr>
-        <w:t xml:space="preserve">he </w:t>
-      </w:r>
-      <w:r>
-        <w:rPr>
-          <w:rStyle w:val="cf01"/>
-          <w:rFonts w:eastAsiaTheme="majorEastAsia"/>
-          <w:i/>
-          <w:iCs/>
-          <w:sz w:val="22"/>
-          <w:szCs w:val="22"/>
-        </w:rPr>
-        <w:t xml:space="preserve">Arc length from </w:t>
-      </w:r>
-      <w:r>
-        <w:rPr>
-          <w:rStyle w:val="cf01"/>
-          <w:rFonts w:eastAsiaTheme="majorEastAsia" w:hint="eastAsia"/>
-          <w:i/>
-          <w:iCs/>
-          <w:color w:val="156082" w:themeColor="accent1"/>
-          <w:sz w:val="22"/>
-          <w:szCs w:val="22"/>
-          <w:lang w:eastAsia="zh-CN"/>
-        </w:rPr>
-        <w:t>Bust</w:t>
-      </w:r>
-      <w:r>
-        <w:rPr>
-          <w:rStyle w:val="cf01"/>
-          <w:rFonts w:eastAsiaTheme="majorEastAsia"/>
-          <w:i/>
-          <w:iCs/>
-          <w:color w:val="156082" w:themeColor="accent1"/>
-          <w:sz w:val="22"/>
-          <w:szCs w:val="22"/>
-        </w:rPr>
-        <w:t xml:space="preserve"> Back </w:t>
-      </w:r>
-      <w:r>
-        <w:rPr>
-          <w:rStyle w:val="cf01"/>
-          <w:rFonts w:eastAsiaTheme="majorEastAsia"/>
-          <w:i/>
-          <w:iCs/>
-          <w:sz w:val="22"/>
-          <w:szCs w:val="22"/>
-        </w:rPr>
-        <w:t xml:space="preserve">to </w:t>
-      </w:r>
-      <w:r>
-        <w:rPr>
-          <w:rStyle w:val="cf01"/>
-          <w:rFonts w:eastAsiaTheme="majorEastAsia" w:hint="eastAsia"/>
-          <w:i/>
-          <w:iCs/>
-          <w:color w:val="C00000"/>
-          <w:sz w:val="22"/>
-          <w:szCs w:val="22"/>
-          <w:lang w:eastAsia="zh-CN"/>
-        </w:rPr>
-        <w:t>Waist</w:t>
-      </w:r>
-      <w:r>
-        <w:rPr>
-          <w:rStyle w:val="cf01"/>
-          <w:rFonts w:eastAsiaTheme="majorEastAsia"/>
-          <w:i/>
-          <w:iCs/>
-          <w:color w:val="C00000"/>
-          <w:sz w:val="22"/>
-          <w:szCs w:val="22"/>
-        </w:rPr>
-        <w:t xml:space="preserve"> Dart Back </w:t>
-      </w:r>
-      <w:r>
-        <w:rPr>
-          <w:rStyle w:val="cf01"/>
-          <w:rFonts w:eastAsiaTheme="majorEastAsia"/>
-          <w:i/>
-          <w:iCs/>
-          <w:color w:val="C00000"/>
-          <w:sz w:val="22"/>
-          <w:szCs w:val="22"/>
-        </w:rPr>
-        <w:t>Right</w:t>
-      </w:r>
-      <w:r>
-        <w:rPr>
-          <w:rStyle w:val="cf01"/>
-          <w:rFonts w:eastAsiaTheme="majorEastAsia" w:hint="eastAsia"/>
-          <w:i/>
-          <w:iCs/>
-          <w:color w:val="C00000"/>
-          <w:sz w:val="22"/>
-          <w:szCs w:val="22"/>
-          <w:lang w:eastAsia="zh-CN"/>
-        </w:rPr>
-        <w:t xml:space="preserve"> </w:t>
-      </w:r>
-      <w:r>
-        <w:rPr>
-          <w:rStyle w:val="cf01"/>
-          <w:rFonts w:eastAsiaTheme="majorEastAsia" w:hint="eastAsia"/>
-          <w:i/>
-          <w:iCs/>
-          <w:color w:val="C00000"/>
-          <w:sz w:val="22"/>
-          <w:szCs w:val="22"/>
-          <w:vertAlign w:val="subscript"/>
-          <w:lang w:eastAsia="zh-CN"/>
-        </w:rPr>
-        <w:t>bust level</w:t>
-      </w:r>
-      <w:r>
-        <w:rPr>
-          <w:rStyle w:val="cf01"/>
-          <w:rFonts w:eastAsiaTheme="majorEastAsia"/>
-          <w:sz w:val="22"/>
-          <w:szCs w:val="22"/>
-        </w:rPr>
-        <w:t xml:space="preserve"> </w:t>
-      </w:r>
-      <w:r>
-        <w:rPr>
-          <w:rStyle w:val="cf01"/>
-          <w:rFonts w:eastAsiaTheme="majorEastAsia"/>
-          <w:sz w:val="22"/>
-          <w:szCs w:val="22"/>
-        </w:rPr>
-        <w:t xml:space="preserve">at </w:t>
-      </w:r>
-      <w:r>
-        <w:rPr>
-          <w:rStyle w:val="cf01"/>
-          <w:rFonts w:eastAsiaTheme="majorEastAsia" w:hint="eastAsia"/>
-          <w:sz w:val="22"/>
-          <w:szCs w:val="22"/>
-          <w:lang w:eastAsia="zh-CN"/>
-        </w:rPr>
-        <w:t>bust</w:t>
-      </w:r>
-      <w:r>
-        <w:rPr>
-          <w:rStyle w:val="cf01"/>
-          <w:rFonts w:eastAsiaTheme="majorEastAsia"/>
-          <w:sz w:val="22"/>
-          <w:szCs w:val="22"/>
-        </w:rPr>
-        <w:t xml:space="preserve"> circumference slice </w:t>
-      </w:r>
-      <w:r>
-        <w:rPr>
-          <w:rStyle w:val="cf01"/>
-          <w:rFonts w:eastAsiaTheme="majorEastAsia"/>
-          <w:sz w:val="22"/>
-          <w:szCs w:val="22"/>
-        </w:rPr>
-        <w:t>always require</w:t>
-      </w:r>
-      <w:r>
-        <w:rPr>
-          <w:rStyle w:val="cf01"/>
-          <w:rFonts w:eastAsiaTheme="majorEastAsia"/>
-          <w:sz w:val="22"/>
-          <w:szCs w:val="22"/>
-        </w:rPr>
-        <w:t>s=</w:t>
-      </w:r>
-      <w:r>
-        <w:rPr>
-          <w:rStyle w:val="cf01"/>
-          <w:rFonts w:eastAsiaTheme="majorEastAsia"/>
-          <w:sz w:val="22"/>
-          <w:szCs w:val="22"/>
-        </w:rPr>
-        <w:t xml:space="preserve"> </w:t>
-      </w:r>
-      <w:r>
-        <w:rPr>
-          <w:rStyle w:val="cf01"/>
-          <w:rFonts w:eastAsiaTheme="majorEastAsia"/>
-          <w:sz w:val="22"/>
-          <w:szCs w:val="22"/>
-        </w:rPr>
-        <w:t xml:space="preserve">50%* </w:t>
-      </w:r>
-      <w:r>
-        <w:rPr>
-          <w:rStyle w:val="cf01"/>
-          <w:rFonts w:eastAsiaTheme="majorEastAsia" w:hint="eastAsia"/>
-          <w:color w:val="156082" w:themeColor="accent1"/>
-          <w:sz w:val="22"/>
-          <w:szCs w:val="22"/>
-          <w:lang w:eastAsia="zh-CN"/>
-        </w:rPr>
-        <w:t>Bust</w:t>
-      </w:r>
-      <w:r>
-        <w:rPr>
-          <w:rStyle w:val="cf01"/>
-          <w:rFonts w:eastAsiaTheme="majorEastAsia"/>
-          <w:color w:val="156082" w:themeColor="accent1"/>
-          <w:sz w:val="22"/>
-          <w:szCs w:val="22"/>
-        </w:rPr>
-        <w:t xml:space="preserve"> Back </w:t>
-      </w:r>
-      <w:r>
-        <w:rPr>
-          <w:rStyle w:val="cf01"/>
-          <w:rFonts w:eastAsiaTheme="majorEastAsia"/>
-          <w:sz w:val="22"/>
-          <w:szCs w:val="22"/>
-        </w:rPr>
-        <w:t xml:space="preserve">to </w:t>
-      </w:r>
-      <w:r>
-        <w:rPr>
-          <w:rStyle w:val="cf01"/>
-          <w:rFonts w:eastAsiaTheme="majorEastAsia" w:hint="eastAsia"/>
-          <w:color w:val="156082" w:themeColor="accent1"/>
-          <w:sz w:val="22"/>
-          <w:szCs w:val="22"/>
-          <w:lang w:eastAsia="zh-CN"/>
-        </w:rPr>
-        <w:t>Bust</w:t>
-      </w:r>
-      <w:r>
-        <w:rPr>
-          <w:rStyle w:val="cf01"/>
-          <w:rFonts w:eastAsiaTheme="majorEastAsia"/>
-          <w:color w:val="156082" w:themeColor="accent1"/>
-          <w:sz w:val="22"/>
-          <w:szCs w:val="22"/>
-        </w:rPr>
-        <w:t xml:space="preserve"> </w:t>
-      </w:r>
-      <w:r>
-        <w:rPr>
-          <w:rStyle w:val="cf01"/>
-          <w:rFonts w:eastAsiaTheme="majorEastAsia"/>
-          <w:color w:val="156082" w:themeColor="accent1"/>
-          <w:sz w:val="22"/>
-          <w:szCs w:val="22"/>
-        </w:rPr>
-        <w:t>Right</w:t>
-      </w:r>
-      <w:r>
-        <w:rPr>
-          <w:rStyle w:val="cf01"/>
-          <w:rFonts w:eastAsiaTheme="majorEastAsia"/>
-          <w:sz w:val="22"/>
-          <w:szCs w:val="22"/>
-        </w:rPr>
-        <w:t>, across different bod</w:t>
-      </w:r>
-      <w:r>
-        <w:rPr>
-          <w:rStyle w:val="cf01"/>
-          <w:rFonts w:eastAsiaTheme="majorEastAsia"/>
-          <w:sz w:val="22"/>
-          <w:szCs w:val="22"/>
-        </w:rPr>
-        <w:t>ies.</w:t>
-      </w:r>
-    </w:p>
-    <w:p>
-      <w:pPr>
-        <w:pStyle w:val="ListParagraph"/>
-        <w:spacing w:line="276" w:lineRule="auto"/>
-        <w:ind w:left="1080"/>
-        <w:jc w:val="both"/>
-        <w:rPr>
-          <w:rFonts w:ascii="Segoe UI" w:eastAsiaTheme="majorEastAsia" w:hAnsi="Segoe UI" w:cs="Segoe UI"/>
-        </w:rPr>
-      </w:pPr>
+        </w:rPr>
+        <w:t xml:space="preserve">Waist Dart landmark </w:t>
+      </w:r>
+      <w:r>
+        <w:t xml:space="preserve">points as value outputs </w:t>
+      </w:r>
     </w:p>
     <w:p>
       <w:pPr>
@@ -5276,33 +4685,27 @@
         <w:jc w:val="both"/>
       </w:pPr>
       <w:r>
-        <w:t xml:space="preserve">Provide </w:t>
-      </w:r>
-      <w:r>
-        <w:rPr>
-          <w:b/>
-          <w:bCs/>
-        </w:rPr>
-        <w:t>XY</w:t>
-      </w:r>
-      <w:r>
-        <w:rPr>
-          <w:b/>
-          <w:bCs/>
-        </w:rPr>
-        <w:t>Z</w:t>
-      </w:r>
-      <w:r>
-        <w:t xml:space="preserve"> Value of the four </w:t>
-      </w:r>
-      <w:r>
-        <w:rPr>
-          <w:color w:val="C00000"/>
-        </w:rPr>
-        <w:t xml:space="preserve">Waist Dart landmark </w:t>
-      </w:r>
-      <w:r>
-        <w:t xml:space="preserve">points as value outputs </w:t>
+        <w:t xml:space="preserve">Provide surface Arc lengths </w:t>
+      </w:r>
+      <w:r>
+        <w:rPr>
+          <w:b/>
+          <w:bCs/>
+        </w:rPr>
+        <w:t xml:space="preserve">A </w:t>
+      </w:r>
+      <w:r>
+        <w:t xml:space="preserve">and </w:t>
+      </w:r>
+      <w:r>
+        <w:rPr>
+          <w:b/>
+          <w:bCs/>
+        </w:rPr>
+        <w:t xml:space="preserve">B </w:t>
+      </w:r>
+      <w:r>
+        <w:t>at waist circumference plane as value outputs and that of right.</w:t>
       </w:r>
     </w:p>
     <w:p>
@@ -5316,27 +4719,78 @@
         <w:jc w:val="both"/>
       </w:pPr>
       <w:r>
-        <w:t xml:space="preserve">Provide surface Arc lengths </w:t>
-      </w:r>
-      <w:r>
-        <w:rPr>
-          <w:b/>
-          <w:bCs/>
-        </w:rPr>
-        <w:t xml:space="preserve">A </w:t>
+        <w:t xml:space="preserve">Provide surface Arcs length from </w:t>
+      </w:r>
+      <w:r>
+        <w:rPr>
+          <w:color w:val="C00000"/>
+        </w:rPr>
+        <w:t>New Bust Front</w:t>
+      </w:r>
+      <w:r>
+        <w:rPr>
+          <w:color w:val="C00000"/>
+        </w:rPr>
+        <w:t xml:space="preserve"> </w:t>
+      </w:r>
+      <w:r>
+        <w:t xml:space="preserve">to </w:t>
+      </w:r>
+      <w:r>
+        <w:rPr>
+          <w:color w:val="156082" w:themeColor="accent1"/>
+        </w:rPr>
+        <w:t>Apex</w:t>
+      </w:r>
+      <w:r>
+        <w:t xml:space="preserve"> </w:t>
+      </w:r>
+      <w:r>
+        <w:rPr>
+          <w:color w:val="156082" w:themeColor="accent1"/>
+        </w:rPr>
+        <w:t xml:space="preserve">Bust Left </w:t>
+      </w:r>
+      <w:r>
+        <w:rPr>
+          <w:vertAlign w:val="subscript"/>
+        </w:rPr>
+        <w:t>(</w:t>
+      </w:r>
+      <w:r>
+        <w:rPr>
+          <w:b/>
+          <w:bCs/>
+          <w:vertAlign w:val="subscript"/>
+        </w:rPr>
+        <w:t>D</w:t>
+      </w:r>
+      <w:r>
+        <w:rPr>
+          <w:vertAlign w:val="subscript"/>
+        </w:rPr>
+        <w:t>)</w:t>
+      </w:r>
+      <w:r>
+        <w:rPr>
+          <w:vertAlign w:val="subscript"/>
+        </w:rPr>
+        <w:t xml:space="preserve"> </w:t>
       </w:r>
       <w:r>
         <w:t xml:space="preserve">and </w:t>
       </w:r>
       <w:r>
         <w:rPr>
-          <w:b/>
-          <w:bCs/>
-        </w:rPr>
-        <w:t xml:space="preserve">B </w:t>
-      </w:r>
-      <w:r>
-        <w:t>at waist circumference plane as value outputs and that of right.</w:t>
+          <w:color w:val="156082" w:themeColor="accent1"/>
+        </w:rPr>
+        <w:t xml:space="preserve">Bust Right </w:t>
+      </w:r>
+      <w:r>
+        <w:t>at</w:t>
+      </w:r>
+      <w:r>
+        <w:t xml:space="preserve"> bust circumference plane respectively.</w:t>
       </w:r>
     </w:p>
     <w:p>
@@ -5371,45 +4825,45 @@
         <w:rPr>
           <w:color w:val="156082" w:themeColor="accent1"/>
         </w:rPr>
+        <w:t xml:space="preserve">Bust Left </w:t>
+      </w:r>
+      <w:r>
+        <w:rPr>
+          <w:vertAlign w:val="subscript"/>
+        </w:rPr>
+        <w:t>(</w:t>
+      </w:r>
+      <w:r>
+        <w:rPr>
+          <w:b/>
+          <w:bCs/>
+          <w:vertAlign w:val="subscript"/>
+        </w:rPr>
+        <w:t>C</w:t>
+      </w:r>
+      <w:r>
+        <w:rPr>
+          <w:vertAlign w:val="subscript"/>
+        </w:rPr>
+        <w:t>)</w:t>
+      </w:r>
+      <w:r>
+        <w:rPr>
+          <w:vertAlign w:val="subscript"/>
+        </w:rPr>
+        <w:t xml:space="preserve"> </w:t>
+      </w:r>
+      <w:r>
+        <w:t xml:space="preserve">and </w:t>
+      </w:r>
+      <w:r>
+        <w:rPr>
+          <w:color w:val="156082" w:themeColor="accent1"/>
+        </w:rPr>
         <w:t>Apex</w:t>
       </w:r>
       <w:r>
         <w:t xml:space="preserve"> </w:t>
-      </w:r>
-      <w:r>
-        <w:rPr>
-          <w:color w:val="156082" w:themeColor="accent1"/>
-        </w:rPr>
-        <w:t xml:space="preserve">Bust Left </w:t>
-      </w:r>
-      <w:r>
-        <w:rPr>
-          <w:vertAlign w:val="subscript"/>
-        </w:rPr>
-        <w:t>(</w:t>
-      </w:r>
-      <w:r>
-        <w:rPr>
-          <w:b/>
-          <w:bCs/>
-          <w:vertAlign w:val="subscript"/>
-        </w:rPr>
-        <w:t>D</w:t>
-      </w:r>
-      <w:r>
-        <w:rPr>
-          <w:vertAlign w:val="subscript"/>
-        </w:rPr>
-        <w:t>)</w:t>
-      </w:r>
-      <w:r>
-        <w:rPr>
-          <w:vertAlign w:val="subscript"/>
-        </w:rPr>
-        <w:t xml:space="preserve"> </w:t>
-      </w:r>
-      <w:r>
-        <w:t xml:space="preserve">and </w:t>
       </w:r>
       <w:r>
         <w:rPr>
@@ -5432,91 +4886,6 @@
           <w:numId w:val="1"/>
         </w:numPr>
         <w:spacing w:line="276" w:lineRule="auto"/>
-        <w:jc w:val="both"/>
-      </w:pPr>
-      <w:r>
-        <w:t xml:space="preserve">Provide surface Arcs length from </w:t>
-      </w:r>
-      <w:r>
-        <w:rPr>
-          <w:color w:val="C00000"/>
-        </w:rPr>
-        <w:t>New Bust Front</w:t>
-      </w:r>
-      <w:r>
-        <w:rPr>
-          <w:color w:val="C00000"/>
-        </w:rPr>
-        <w:t xml:space="preserve"> </w:t>
-      </w:r>
-      <w:r>
-        <w:t xml:space="preserve">to </w:t>
-      </w:r>
-      <w:r>
-        <w:rPr>
-          <w:color w:val="156082" w:themeColor="accent1"/>
-        </w:rPr>
-        <w:t xml:space="preserve">Bust Left </w:t>
-      </w:r>
-      <w:r>
-        <w:rPr>
-          <w:vertAlign w:val="subscript"/>
-        </w:rPr>
-        <w:t>(</w:t>
-      </w:r>
-      <w:r>
-        <w:rPr>
-          <w:b/>
-          <w:bCs/>
-          <w:vertAlign w:val="subscript"/>
-        </w:rPr>
-        <w:t>C</w:t>
-      </w:r>
-      <w:r>
-        <w:rPr>
-          <w:vertAlign w:val="subscript"/>
-        </w:rPr>
-        <w:t>)</w:t>
-      </w:r>
-      <w:r>
-        <w:rPr>
-          <w:vertAlign w:val="subscript"/>
-        </w:rPr>
-        <w:t xml:space="preserve"> </w:t>
-      </w:r>
-      <w:r>
-        <w:t xml:space="preserve">and </w:t>
-      </w:r>
-      <w:r>
-        <w:rPr>
-          <w:color w:val="156082" w:themeColor="accent1"/>
-        </w:rPr>
-        <w:t>Apex</w:t>
-      </w:r>
-      <w:r>
-        <w:t xml:space="preserve"> </w:t>
-      </w:r>
-      <w:r>
-        <w:rPr>
-          <w:color w:val="156082" w:themeColor="accent1"/>
-        </w:rPr>
-        <w:t xml:space="preserve">Bust Right </w:t>
-      </w:r>
-      <w:r>
-        <w:t>at</w:t>
-      </w:r>
-      <w:r>
-        <w:t xml:space="preserve"> bust circumference plane respectively.</w:t>
-      </w:r>
-    </w:p>
-    <w:p>
-      <w:pPr>
-        <w:pStyle w:val="ListParagraph"/>
-        <w:numPr>
-          <w:ilvl w:val="1"/>
-          <w:numId w:val="1"/>
-        </w:numPr>
-        <w:spacing w:line="276" w:lineRule="auto"/>
       </w:pPr>
       <w:r>
         <w:t xml:space="preserve">If possible, provide straight connect line length from </w:t>
@@ -5601,7 +4970,7 @@
           <w:noProof/>
         </w:rPr>
         <w:drawing>
-          <wp:inline distT="0" distB="0" distL="0" distR="0" wp14:anchorId="7CF27666" wp14:editId="69E39849">
+          <wp:inline distT="0" distB="0" distL="0" distR="0" wp14:anchorId="7CF27666" wp14:editId="30BEED71">
             <wp:extent cx="4925545" cy="3065641"/>
             <wp:effectExtent l="0" t="0" r="8890" b="1905"/>
             <wp:docPr id="467172392" name="Picture 3"/>
@@ -5864,6 +5233,7 @@
           <w:sz w:val="22"/>
           <w:szCs w:val="22"/>
         </w:rPr>
+        <w:lastRenderedPageBreak/>
         <w:t>Fig.2b</w:t>
       </w:r>
       <w:r>
@@ -5897,7 +5267,6 @@
           <w:szCs w:val="22"/>
           <w:lang w:eastAsia="zh-CN"/>
         </w:rPr>
-        <w:lastRenderedPageBreak/>
         <w:t>[</w:t>
       </w:r>
       <w:r>
@@ -5909,31 +5278,7 @@
           <w:szCs w:val="22"/>
           <w:lang w:eastAsia="zh-CN"/>
         </w:rPr>
-        <w:t xml:space="preserve">Front should keep the waist </w:t>
-      </w:r>
-      <w:proofErr w:type="spellStart"/>
-      <w:r>
-        <w:rPr>
-          <w:rStyle w:val="cf01"/>
-          <w:rFonts w:eastAsiaTheme="majorEastAsia"/>
-          <w:color w:val="00B0F0"/>
-          <w:sz w:val="22"/>
-          <w:szCs w:val="22"/>
-          <w:lang w:eastAsia="zh-CN"/>
-        </w:rPr>
-        <w:t>inline</w:t>
-      </w:r>
-      <w:proofErr w:type="spellEnd"/>
-      <w:r>
-        <w:rPr>
-          <w:rStyle w:val="cf01"/>
-          <w:rFonts w:eastAsiaTheme="majorEastAsia"/>
-          <w:color w:val="00B0F0"/>
-          <w:sz w:val="22"/>
-          <w:szCs w:val="22"/>
-          <w:lang w:eastAsia="zh-CN"/>
-        </w:rPr>
-        <w:t xml:space="preserve"> with the bust. Back should use midway of both bust and waist arcs</w:t>
+        <w:t>Front should keep the waist inline with the bust. Back should use midway of both bust and waist arcs</w:t>
       </w:r>
       <w:r>
         <w:rPr>
@@ -6124,10 +5469,12 @@
           <w:numId w:val="1"/>
         </w:numPr>
       </w:pPr>
+      <w:bookmarkStart w:id="4" w:name="OLE_LINK1"/>
       <w:r>
         <w:t>Extra measurements of the four sections of the upper thigh</w:t>
       </w:r>
     </w:p>
+    <w:bookmarkEnd w:id="4"/>
     <w:p>
       <w:pPr>
         <w:pStyle w:val="ListParagraph"/>
@@ -6576,7 +5923,6 @@
           <w:p>
             <w:pPr>
               <w:rPr>
-                <w:rFonts w:hint="eastAsia"/>
                 <w:lang w:eastAsia="zh-CN"/>
               </w:rPr>
             </w:pPr>
@@ -6628,7 +5974,6 @@
           <w:p>
             <w:pPr>
               <w:rPr>
-                <w:rFonts w:hint="eastAsia"/>
                 <w:lang w:eastAsia="zh-CN"/>
               </w:rPr>
             </w:pPr>
@@ -6648,7 +5993,6 @@
           <w:p>
             <w:pPr>
               <w:rPr>
-                <w:rFonts w:hint="eastAsia"/>
                 <w:lang w:eastAsia="zh-CN"/>
               </w:rPr>
             </w:pPr>
@@ -6657,14 +6001,7 @@
                 <w:rFonts w:hint="eastAsia"/>
                 <w:lang w:eastAsia="zh-CN"/>
               </w:rPr>
-              <w:t>Armhole Depth Front Left, Armhole Depth Back Left</w:t>
-            </w:r>
-            <w:r>
-              <w:rPr>
-                <w:rFonts w:hint="eastAsia"/>
-                <w:lang w:eastAsia="zh-CN"/>
-              </w:rPr>
-              <w:t>, Armhole Depth Front Right, Armhole Depth Back Right</w:t>
+              <w:t>Armhole Depth Front Left, Armhole Depth Back Left, Armhole Depth Front Right, Armhole Depth Back Right</w:t>
             </w:r>
           </w:p>
         </w:tc>
@@ -7167,7 +6504,7 @@
           <w:noProof/>
         </w:rPr>
         <w:drawing>
-          <wp:inline distT="0" distB="0" distL="0" distR="0" wp14:anchorId="018B8180" wp14:editId="130B57B5">
+          <wp:inline distT="0" distB="0" distL="0" distR="0" wp14:anchorId="018B8180" wp14:editId="15E296C6">
             <wp:extent cx="4245713" cy="2038004"/>
             <wp:effectExtent l="0" t="0" r="2540" b="635"/>
             <wp:docPr id="236552439" name="Picture 1"/>
@@ -7658,23 +6995,7 @@
           <w:rFonts w:hint="eastAsia"/>
           <w:lang w:eastAsia="zh-CN"/>
         </w:rPr>
-        <w:t>(</w:t>
-      </w:r>
-      <w:proofErr w:type="spellStart"/>
-      <w:r>
-        <w:rPr>
-          <w:rFonts w:hint="eastAsia"/>
-          <w:lang w:eastAsia="zh-CN"/>
-        </w:rPr>
-        <w:t>PyMeshLab</w:t>
-      </w:r>
-      <w:proofErr w:type="spellEnd"/>
-      <w:r>
-        <w:rPr>
-          <w:rFonts w:hint="eastAsia"/>
-          <w:lang w:eastAsia="zh-CN"/>
-        </w:rPr>
-        <w:t>)</w:t>
+        <w:t>(PyMeshLab)</w:t>
       </w:r>
       <w:r>
         <w:rPr>
@@ -8031,24 +7352,8 @@
         <w:rPr>
           <w:lang w:eastAsia="zh-CN"/>
         </w:rPr>
-        <w:t xml:space="preserve">as </w:t>
-      </w:r>
-      <w:proofErr w:type="spellStart"/>
-      <w:proofErr w:type="gramStart"/>
-      <w:r>
-        <w:rPr>
-          <w:lang w:eastAsia="zh-CN"/>
-        </w:rPr>
-        <w:t>x,y</w:t>
-      </w:r>
-      <w:proofErr w:type="gramEnd"/>
-      <w:r>
-        <w:rPr>
-          <w:lang w:eastAsia="zh-CN"/>
-        </w:rPr>
-        <w:t>,z</w:t>
-      </w:r>
-      <w:proofErr w:type="spellEnd"/>
+        <w:t>as x,y,z</w:t>
+      </w:r>
     </w:p>
     <w:p>
       <w:pPr>
@@ -8124,21 +7429,7 @@
         <w:rPr>
           <w:lang w:eastAsia="zh-CN"/>
         </w:rPr>
-        <w:t xml:space="preserve">Use </w:t>
-      </w:r>
-      <w:proofErr w:type="spellStart"/>
-      <w:r>
-        <w:rPr>
-          <w:lang w:eastAsia="zh-CN"/>
-        </w:rPr>
-        <w:t>py</w:t>
-      </w:r>
-      <w:proofErr w:type="spellEnd"/>
-      <w:r>
-        <w:rPr>
-          <w:lang w:eastAsia="zh-CN"/>
-        </w:rPr>
-        <w:t xml:space="preserve"> mesh lab</w:t>
+        <w:t>Use py mesh lab</w:t>
       </w:r>
     </w:p>
     <w:p>
@@ -8195,21 +7486,7 @@
         <w:rPr>
           <w:lang w:eastAsia="zh-CN"/>
         </w:rPr>
-        <w:t xml:space="preserve">Head </w:t>
-      </w:r>
-      <w:proofErr w:type="spellStart"/>
-      <w:r>
-        <w:rPr>
-          <w:lang w:eastAsia="zh-CN"/>
-        </w:rPr>
-        <w:t>Circum</w:t>
-      </w:r>
-      <w:proofErr w:type="spellEnd"/>
-      <w:r>
-        <w:rPr>
-          <w:lang w:eastAsia="zh-CN"/>
-        </w:rPr>
-        <w:t xml:space="preserve"> Front</w:t>
+        <w:t>Head Circum Front</w:t>
       </w:r>
       <w:r>
         <w:rPr>
